--- a/flow/20230914_vu_template/drafts/2024-03-g/31-НД-Гл.3-Великого канону-Ігнатія.docx
+++ b/flow/20230914_vu_template/drafts/2024-03-g/31-НД-Гл.3-Великого канону-Ігнатія.docx
@@ -7930,7 +7930,7 @@
           <w:rFonts w:ascii="Times New Roman" w:hAnsi="Times New Roman"/>
           <w:sz w:val="24"/>
         </w:rPr>
-        <w:t xml:space="preserve"> Христос, істинний Бог наш, молитвами пречистої своєї Матері, святого отця нашого Миколая, архиєпископа, мирлікійського чудотворця, святих, славних і всехвальних апостолів, святого, </w:t>
+        <w:t xml:space="preserve"> Христос, що воскрес із мертвих, істинний Бог наш, молитвами пречистої своєї Матері, святих, славних і всехвальних апостолів, святого, </w:t>
       </w:r>
       <w:r>
         <w:rPr>
@@ -12294,7 +12294,7 @@
           <w:rFonts w:ascii="Times New Roman" w:hAnsi="Times New Roman"/>
           <w:sz w:val="24"/>
         </w:rPr>
-        <w:t>Коли Гавриїл звістив тобі, Діво: Радуйся!* – то з цим голосом прийняв тіло Владика в тобі, святім кивоті,* як мовив праведний Давид,* і ти з'явилася просторішою небес, носивши Творця свого.* Слава тому, що поселився в тобі!* Слава тому, що вийшов з тебе!* Слава тому, що визволив нас народженням твоїм!</w:t>
+        <w:t>Тебе, що стала посередницею спасіння роду нашого,* оспівуємо, Богородице Діво;* бо тілом, яке від тебе прийняв Син твій і Бог наш,* зазнав на хресті страждань* і визволив нас із тління, як Чоловіколюбець.</w:t>
       </w:r>
     </w:p>
     <w:p>
@@ -24099,7 +24099,7 @@
           <w:rFonts w:ascii="Times New Roman" w:hAnsi="Times New Roman"/>
           <w:sz w:val="24"/>
         </w:rPr>
-        <w:t xml:space="preserve"> Христос, істинний Бог наш, молитвами пречистої своєї Матері, святого отця нашого Миколая, архиєпископа, мирлікійського чудотворця, святих, славних і всехвальних апостолів, святого, </w:t>
+        <w:t xml:space="preserve"> Христос, що воскрес із мертвих, істинний Бог наш, молитвами пречистої своєї Матері, святих, славних і всехвальних апостолів, святого, </w:t>
       </w:r>
       <w:r>
         <w:rPr>
